--- a/DevOps Project3.docx
+++ b/DevOps Project3.docx
@@ -955,8 +955,6 @@
           <w:lang w:val="en-US"/>
         </w:rPr>
       </w:pPr>
-      <w:bookmarkStart w:id="0" w:name="_GoBack"/>
-      <w:bookmarkEnd w:id="0"/>
     </w:p>
     <w:p>
       <w:pPr>
@@ -1178,22 +1176,50 @@
           <w:rFonts w:hint="default"/>
           <w:lang w:val="en-US"/>
         </w:rPr>
-        <w:t xml:space="preserve">        DEV_REGISTRY = "your-dockerhub-username/dev"</w:t>
-      </w:r>
-    </w:p>
-    <w:p>
-      <w:pPr>
-        <w:rPr>
-          <w:rFonts w:hint="default"/>
-          <w:lang w:val="en-US"/>
-        </w:rPr>
-      </w:pPr>
-      <w:r>
-        <w:rPr>
-          <w:rFonts w:hint="default"/>
-          <w:lang w:val="en-US"/>
-        </w:rPr>
-        <w:t xml:space="preserve">        PROD_REGISTRY = "your-dockerhub-username/prod"</w:t>
+        <w:t xml:space="preserve">        DEV_REGISTRY = "</w:t>
+      </w:r>
+      <w:r>
+        <w:rPr>
+          <w:rFonts w:hint="default"/>
+          <w:lang w:val="en-IN"/>
+        </w:rPr>
+        <w:t>mubha</w:t>
+      </w:r>
+      <w:r>
+        <w:rPr>
+          <w:rFonts w:hint="default"/>
+          <w:lang w:val="en-US"/>
+        </w:rPr>
+        <w:t>/dev"</w:t>
+      </w:r>
+    </w:p>
+    <w:p>
+      <w:pPr>
+        <w:rPr>
+          <w:rFonts w:hint="default"/>
+          <w:lang w:val="en-US"/>
+        </w:rPr>
+      </w:pPr>
+      <w:r>
+        <w:rPr>
+          <w:rFonts w:hint="default"/>
+          <w:lang w:val="en-US"/>
+        </w:rPr>
+        <w:t xml:space="preserve">        PROD_REGISTRY = "</w:t>
+      </w:r>
+      <w:r>
+        <w:rPr>
+          <w:rFonts w:hint="default"/>
+          <w:lang w:val="en-IN"/>
+        </w:rPr>
+        <w:t>mubha</w:t>
+      </w:r>
+      <w:r>
+        <w:rPr>
+          <w:rFonts w:hint="default"/>
+          <w:lang w:val="en-US"/>
+        </w:rPr>
+        <w:t>/prod"</w:t>
       </w:r>
     </w:p>
     <w:p>
@@ -2688,13 +2714,63 @@
           <w:lang w:val="en-IN"/>
         </w:rPr>
       </w:pPr>
-      <w:r>
-        <w:rPr>
-          <w:rFonts w:hint="default"/>
-          <w:lang w:val="en-IN"/>
-        </w:rPr>
-        <w:t>Login server through Putty</w:t>
-      </w:r>
+    </w:p>
+    <w:p>
+      <w:pPr>
+        <w:rPr>
+          <w:rFonts w:hint="default"/>
+          <w:lang w:val="en-IN"/>
+        </w:rPr>
+      </w:pPr>
+    </w:p>
+    <w:p>
+      <w:pPr>
+        <w:rPr>
+          <w:rFonts w:hint="default"/>
+          <w:lang w:val="en-IN"/>
+        </w:rPr>
+      </w:pPr>
+    </w:p>
+    <w:p>
+      <w:pPr>
+        <w:rPr>
+          <w:rFonts w:hint="default"/>
+          <w:lang w:val="en-IN"/>
+        </w:rPr>
+      </w:pPr>
+    </w:p>
+    <w:p>
+      <w:pPr>
+        <w:rPr>
+          <w:rFonts w:hint="default"/>
+          <w:lang w:val="en-IN"/>
+        </w:rPr>
+      </w:pPr>
+    </w:p>
+    <w:p>
+      <w:pPr>
+        <w:rPr>
+          <w:rFonts w:hint="default"/>
+          <w:lang w:val="en-IN"/>
+        </w:rPr>
+      </w:pPr>
+    </w:p>
+    <w:p>
+      <w:pPr>
+        <w:rPr>
+          <w:rFonts w:hint="default"/>
+          <w:lang w:val="en-IN"/>
+        </w:rPr>
+      </w:pPr>
+      <w:r>
+        <w:rPr>
+          <w:rFonts w:hint="default"/>
+          <w:lang w:val="en-IN"/>
+        </w:rPr>
+        <w:t xml:space="preserve">Login server </w:t>
+      </w:r>
+      <w:bookmarkStart w:id="0" w:name="_GoBack"/>
+      <w:bookmarkEnd w:id="0"/>
     </w:p>
     <w:p>
       <w:pPr>
@@ -4725,7 +4801,7 @@
     <w:lsdException w:unhideWhenUsed="0" w:uiPriority="0" w:semiHidden="0" w:name="HTML Code"/>
     <w:lsdException w:unhideWhenUsed="0" w:uiPriority="0" w:semiHidden="0" w:name="HTML Definition"/>
     <w:lsdException w:unhideWhenUsed="0" w:uiPriority="0" w:semiHidden="0" w:name="HTML Keyboard"/>
-    <w:lsdException w:unhideWhenUsed="0" w:uiPriority="0" w:semiHidden="0" w:name="HTML Preformatted"/>
+    <w:lsdException w:qFormat="1" w:unhideWhenUsed="0" w:uiPriority="0" w:semiHidden="0" w:name="HTML Preformatted"/>
     <w:lsdException w:unhideWhenUsed="0" w:uiPriority="0" w:semiHidden="0" w:name="HTML Sample"/>
     <w:lsdException w:unhideWhenUsed="0" w:uiPriority="0" w:semiHidden="0" w:name="HTML Typewriter"/>
     <w:lsdException w:unhideWhenUsed="0" w:uiPriority="0" w:semiHidden="0" w:name="HTML Variable"/>
@@ -4906,6 +4982,7 @@
   </w:style>
   <w:style w:type="paragraph" w:styleId="4">
     <w:name w:val="HTML Preformatted"/>
+    <w:qFormat/>
     <w:uiPriority w:val="0"/>
     <w:pPr>
       <w:tabs>
